--- a/submissions/AITP_NIST_Cover_Letter.docx
+++ b/submissions/AITP_NIST_Cover_Letter.docx
@@ -163,6 +163,12 @@
       </w:r>
     </w:p>
     <w:p/>
+    <w:p>
+      <w:pPr/>
+      <w:r>
+        <w:t>We note that Executive Order 14110 (October 2023) established initial federal AI governance requirements, and that the regulatory landscape continues to evolve. AITP is designed to be complementary to any governance direction: it provides the technical trust infrastructure that enables compliance with process integrity requirements regardless of the specific regulatory framework in effect. The cryptographic attestation chain, bounded blast radius, and defined recovery procedures address the accountability and transparency requirements common to all proposed AI governance approaches.</w:t>
+      </w:r>
+    </w:p>
     <w:p>
       <w:r>
         <w:t>Respectfully,</w:t>

--- a/submissions/AITP_NIST_Cover_Letter.docx
+++ b/submissions/AITP_NIST_Cover_Letter.docx
@@ -154,7 +154,7 @@
     </w:p>
     <w:p>
       <w:r>
-        <w:t>The enclosed specification (Version 1.1) includes the complete AITP trust architecture, DDA verification framework, AITP Top 10 Agent Trust Risks, and a detailed mapping of AITP components to AI RMF GOVERN, MAP, MEASURE, and MANAGE subcategories. AITP is published as an open standard under CC BY-SA 4.0 and is available at https://github.com/OSInfo-inc/aitp.</w:t>
+        <w:t>The enclosed specification (Version 0.3) includes the complete AITP trust architecture, DDA verification framework, AITP Top 10 Agent Trust Risks, and a detailed mapping of AITP components to AI RMF GOVERN, MAP, MEASURE, and MANAGE subcategories. AITP is published as an open standard under CC BY-SA 4.0 and is available at https://github.com/OSInfo-inc/aitp.</w:t>
       </w:r>
     </w:p>
     <w:p>
